--- a/Pertemuan 8/T8/Tugas 2.docx
+++ b/Pertemuan 8/T8/Tugas 2.docx
@@ -62,7 +62,7 @@
         <w:rPr>
           <w:spacing w:val="-10"/>
         </w:rPr>
-        <w:t>5</w:t>
+        <w:t>8</w:t>
       </w:r>
     </w:p>
     <w:p>
@@ -527,54 +527,6 @@
         <w:spacing w:line="396" w:lineRule="auto"/>
         <w:ind w:left="1136" w:right="581"/>
         <w:jc w:val="center"/>
-      </w:pPr>
-      <w:r>
-        <w:rPr>
-          <w:spacing w:val="-2"/>
-        </w:rPr>
-        <w:t>UNIVERSITAS</w:t>
-      </w:r>
-      <w:r>
-        <w:rPr>
-          <w:spacing w:val="-16"/>
-        </w:rPr>
-        <w:t xml:space="preserve"> </w:t>
-      </w:r>
-      <w:r>
-        <w:rPr>
-          <w:spacing w:val="-2"/>
-        </w:rPr>
-        <w:t>SINGAPERBANGSA</w:t>
-      </w:r>
-      <w:r>
-        <w:rPr>
-          <w:spacing w:val="-15"/>
-        </w:rPr>
-        <w:t xml:space="preserve"> </w:t>
-      </w:r>
-      <w:r>
-        <w:rPr>
-          <w:spacing w:val="-2"/>
-        </w:rPr>
-        <w:t xml:space="preserve">KARAWANG </w:t>
-      </w:r>
-      <w:r>
-        <w:rPr>
-          <w:spacing w:val="-4"/>
-        </w:rPr>
-        <w:t>202</w:t>
-      </w:r>
-      <w:r>
-        <w:rPr>
-          <w:spacing w:val="-4"/>
-        </w:rPr>
-        <w:t>5</w:t>
-      </w:r>
-    </w:p>
-    <w:p>
-      <w:pPr>
-        <w:pStyle w:val="BodyText"/>
-        <w:spacing w:line="396" w:lineRule="auto"/>
         <w:sectPr>
           <w:type w:val="continuous"/>
           <w:pgSz w:w="11920" w:h="16840"/>
@@ -582,6 +534,48 @@
           <w:cols w:space="720"/>
         </w:sectPr>
       </w:pPr>
+      <w:r>
+        <w:rPr>
+          <w:spacing w:val="-2"/>
+        </w:rPr>
+        <w:t>UNIVERSITAS</w:t>
+      </w:r>
+      <w:r>
+        <w:rPr>
+          <w:spacing w:val="-16"/>
+        </w:rPr>
+        <w:t xml:space="preserve"> </w:t>
+      </w:r>
+      <w:r>
+        <w:rPr>
+          <w:spacing w:val="-2"/>
+        </w:rPr>
+        <w:t>SINGAPERBANGSA</w:t>
+      </w:r>
+      <w:r>
+        <w:rPr>
+          <w:spacing w:val="-15"/>
+        </w:rPr>
+        <w:t xml:space="preserve"> </w:t>
+      </w:r>
+      <w:r>
+        <w:rPr>
+          <w:spacing w:val="-2"/>
+        </w:rPr>
+        <w:t xml:space="preserve">KARAWANG </w:t>
+      </w:r>
+      <w:r>
+        <w:rPr>
+          <w:spacing w:val="-4"/>
+        </w:rPr>
+        <w:t>202</w:t>
+      </w:r>
+      <w:r>
+        <w:rPr>
+          <w:spacing w:val="-4"/>
+        </w:rPr>
+        <w:t>5</w:t>
+      </w:r>
     </w:p>
     <w:p>
       <w:pPr>
@@ -621,40 +615,142 @@
     <w:p>
       <w:pPr>
         <w:pStyle w:val="BodyText"/>
-        <w:jc w:val="both"/>
-      </w:pPr>
-    </w:p>
-    <w:p>
-      <w:pPr>
-        <w:pStyle w:val="BodyText"/>
-        <w:jc w:val="both"/>
-        <w:rPr>
-          <w:b w:val="0"/>
-          <w:bCs w:val="0"/>
-          <w:sz w:val="24"/>
-          <w:szCs w:val="24"/>
-          <w:lang w:val="en-ID"/>
-        </w:rPr>
-      </w:pPr>
-      <w:r>
-        <w:rPr>
-          <w:b w:val="0"/>
-          <w:bCs w:val="0"/>
-          <w:sz w:val="24"/>
-          <w:szCs w:val="24"/>
-          <w:lang w:val="en-ID"/>
-        </w:rPr>
-        <w:t>Tugas: Reverse Linked List Buatlah program untuk membalikkan urutan data.</w:t>
-      </w:r>
-      <w:r>
-        <w:rPr>
-          <w:b w:val="0"/>
-          <w:bCs w:val="0"/>
-          <w:sz w:val="24"/>
-          <w:szCs w:val="24"/>
-          <w:lang w:val="en-ID"/>
-        </w:rPr>
-        <w:br/>
+        <w:ind w:firstLine="720"/>
+        <w:jc w:val="both"/>
+        <w:rPr>
+          <w:b w:val="0"/>
+          <w:bCs w:val="0"/>
+          <w:sz w:val="24"/>
+          <w:szCs w:val="24"/>
+          <w:lang w:val="en-ID"/>
+        </w:rPr>
+      </w:pPr>
+      <w:r>
+        <w:rPr>
+          <w:b w:val="0"/>
+          <w:bCs w:val="0"/>
+          <w:sz w:val="24"/>
+          <w:szCs w:val="24"/>
+          <w:lang w:val="en-ID"/>
+        </w:rPr>
+        <w:t>Buatlah program pemecahan masalah Menara Hanoi yang memindahkan lempengan</w:t>
+      </w:r>
+      <w:r>
+        <w:rPr>
+          <w:b w:val="0"/>
+          <w:bCs w:val="0"/>
+          <w:sz w:val="24"/>
+          <w:szCs w:val="24"/>
+          <w:lang w:val="en-ID"/>
+        </w:rPr>
+        <w:t xml:space="preserve"> </w:t>
+      </w:r>
+      <w:r>
+        <w:rPr>
+          <w:b w:val="0"/>
+          <w:bCs w:val="0"/>
+          <w:sz w:val="24"/>
+          <w:szCs w:val="24"/>
+          <w:lang w:val="en-ID"/>
+        </w:rPr>
+        <w:t>dari menara A ke menara C dengan perantara menara B dengan jumlah data 3</w:t>
+      </w:r>
+      <w:r>
+        <w:rPr>
+          <w:b w:val="0"/>
+          <w:bCs w:val="0"/>
+          <w:sz w:val="24"/>
+          <w:szCs w:val="24"/>
+          <w:lang w:val="en-ID"/>
+        </w:rPr>
+        <w:t xml:space="preserve"> </w:t>
+      </w:r>
+      <w:r>
+        <w:rPr>
+          <w:b w:val="0"/>
+          <w:bCs w:val="0"/>
+          <w:sz w:val="24"/>
+          <w:szCs w:val="24"/>
+          <w:lang w:val="en-ID"/>
+        </w:rPr>
+        <w:t>(10,20,30). Buat program tersebut dengan menerapkan konsep struktur data</w:t>
+      </w:r>
+      <w:r>
+        <w:rPr>
+          <w:b w:val="0"/>
+          <w:bCs w:val="0"/>
+          <w:sz w:val="24"/>
+          <w:szCs w:val="24"/>
+          <w:lang w:val="en-ID"/>
+        </w:rPr>
+        <w:t xml:space="preserve"> </w:t>
+      </w:r>
+      <w:r>
+        <w:rPr>
+          <w:b w:val="0"/>
+          <w:bCs w:val="0"/>
+          <w:sz w:val="24"/>
+          <w:szCs w:val="24"/>
+          <w:lang w:val="en-ID"/>
+        </w:rPr>
+        <w:t>stack(boleh dengan stack array atau stack linked list), tapi tidak boleh menggunakan</w:t>
+      </w:r>
+      <w:r>
+        <w:rPr>
+          <w:b w:val="0"/>
+          <w:bCs w:val="0"/>
+          <w:sz w:val="24"/>
+          <w:szCs w:val="24"/>
+          <w:lang w:val="en-ID"/>
+        </w:rPr>
+        <w:t xml:space="preserve"> </w:t>
+      </w:r>
+      <w:r>
+        <w:rPr>
+          <w:b w:val="0"/>
+          <w:bCs w:val="0"/>
+          <w:sz w:val="24"/>
+          <w:szCs w:val="24"/>
+          <w:lang w:val="en-ID"/>
+        </w:rPr>
+        <w:t>library stack.</w:t>
+      </w:r>
+    </w:p>
+    <w:p>
+      <w:pPr>
+        <w:pStyle w:val="BodyText"/>
+        <w:ind w:firstLine="720"/>
+        <w:jc w:val="both"/>
+        <w:rPr>
+          <w:b w:val="0"/>
+          <w:bCs w:val="0"/>
+          <w:sz w:val="24"/>
+          <w:szCs w:val="24"/>
+          <w:lang w:val="en-ID"/>
+        </w:rPr>
+      </w:pPr>
+    </w:p>
+    <w:p>
+      <w:pPr>
+        <w:pStyle w:val="BodyText"/>
+        <w:jc w:val="both"/>
+        <w:rPr>
+          <w:b w:val="0"/>
+          <w:bCs w:val="0"/>
+          <w:sz w:val="24"/>
+          <w:szCs w:val="24"/>
+          <w:lang w:val="en-ID"/>
+        </w:rPr>
+      </w:pPr>
+      <w:r>
+        <w:rPr>
+          <w:b w:val="0"/>
+          <w:bCs w:val="0"/>
+          <w:sz w:val="24"/>
+          <w:szCs w:val="24"/>
+          <w:lang w:val="en-ID"/>
+        </w:rPr>
+        <w:t>Contoh Output Program:</w:t>
       </w:r>
     </w:p>
     <w:p>
@@ -662,7 +758,7 @@
         <w:pStyle w:val="BodyText"/>
         <w:numPr>
           <w:ilvl w:val="0"/>
-          <w:numId w:val="3"/>
+          <w:numId w:val="5"/>
         </w:numPr>
         <w:jc w:val="both"/>
         <w:rPr>
@@ -681,7 +777,7 @@
           <w:szCs w:val="24"/>
           <w:lang w:val="en-ID"/>
         </w:rPr>
-        <w:t>Input: 5 -&gt; 4 -&gt; 3 -&gt; 2 → 1</w:t>
+        <w:t>Pindahkan batu 10 dari A ke C</w:t>
       </w:r>
     </w:p>
     <w:p>
@@ -689,7 +785,7 @@
         <w:pStyle w:val="BodyText"/>
         <w:numPr>
           <w:ilvl w:val="0"/>
-          <w:numId w:val="3"/>
+          <w:numId w:val="5"/>
         </w:numPr>
         <w:jc w:val="both"/>
         <w:rPr>
@@ -708,7 +804,7 @@
           <w:szCs w:val="24"/>
           <w:lang w:val="en-ID"/>
         </w:rPr>
-        <w:t>Output: 1 -&gt; 2 -&gt; 3 -&gt;4 - &gt; 5</w:t>
+        <w:t>Pindahkan batu 20 dari A ke B</w:t>
       </w:r>
     </w:p>
     <w:p>
@@ -716,7 +812,7 @@
         <w:pStyle w:val="BodyText"/>
         <w:numPr>
           <w:ilvl w:val="0"/>
-          <w:numId w:val="3"/>
+          <w:numId w:val="5"/>
         </w:numPr>
         <w:jc w:val="both"/>
         <w:rPr>
@@ -727,28 +823,15 @@
           <w:lang w:val="en-ID"/>
         </w:rPr>
       </w:pPr>
-    </w:p>
-    <w:p>
-      <w:pPr>
-        <w:pStyle w:val="BodyText"/>
-        <w:jc w:val="both"/>
-        <w:rPr>
-          <w:b w:val="0"/>
-          <w:bCs w:val="0"/>
-          <w:sz w:val="24"/>
-          <w:szCs w:val="24"/>
-          <w:lang w:val="en-ID"/>
-        </w:rPr>
-      </w:pPr>
-      <w:r>
-        <w:rPr>
-          <w:b w:val="0"/>
-          <w:bCs w:val="0"/>
-          <w:sz w:val="24"/>
-          <w:szCs w:val="24"/>
-          <w:lang w:val="en-ID"/>
-        </w:rPr>
-        <w:t>Hint Pengerjaan:</w:t>
+      <w:r>
+        <w:rPr>
+          <w:b w:val="0"/>
+          <w:bCs w:val="0"/>
+          <w:sz w:val="24"/>
+          <w:szCs w:val="24"/>
+          <w:lang w:val="en-ID"/>
+        </w:rPr>
+        <w:t>Pindahkan batu 10 dari C ke B</w:t>
       </w:r>
     </w:p>
     <w:p>
@@ -756,7 +839,7 @@
         <w:pStyle w:val="BodyText"/>
         <w:numPr>
           <w:ilvl w:val="0"/>
-          <w:numId w:val="4"/>
+          <w:numId w:val="5"/>
         </w:numPr>
         <w:jc w:val="both"/>
         <w:rPr>
@@ -775,7 +858,7 @@
           <w:szCs w:val="24"/>
           <w:lang w:val="en-ID"/>
         </w:rPr>
-        <w:t>Gunakan 3 pointer bantu (prev, current, next).</w:t>
+        <w:t>Pindahkan batu 30 dari A ke C</w:t>
       </w:r>
     </w:p>
     <w:p>
@@ -783,7 +866,7 @@
         <w:pStyle w:val="BodyText"/>
         <w:numPr>
           <w:ilvl w:val="0"/>
-          <w:numId w:val="4"/>
+          <w:numId w:val="5"/>
         </w:numPr>
         <w:jc w:val="both"/>
         <w:rPr>
@@ -802,7 +885,7 @@
           <w:szCs w:val="24"/>
           <w:lang w:val="en-ID"/>
         </w:rPr>
-        <w:t>Saat traversing, balik arah pointer current-&gt;next agar menunjuk ke prev.</w:t>
+        <w:t>Pindahkan batu 10 dari B ke A</w:t>
       </w:r>
     </w:p>
     <w:p>
@@ -810,7 +893,7 @@
         <w:pStyle w:val="BodyText"/>
         <w:numPr>
           <w:ilvl w:val="0"/>
-          <w:numId w:val="4"/>
+          <w:numId w:val="5"/>
         </w:numPr>
         <w:jc w:val="both"/>
         <w:rPr>
@@ -829,26 +912,450 @@
           <w:szCs w:val="24"/>
           <w:lang w:val="en-ID"/>
         </w:rPr>
-        <w:t>Geser pointer hingga selesai.</w:t>
-      </w:r>
-    </w:p>
-    <w:p>
-      <w:pPr>
-        <w:pStyle w:val="BodyText"/>
-        <w:jc w:val="both"/>
-        <w:rPr>
-          <w:b w:val="0"/>
-          <w:bCs w:val="0"/>
-          <w:sz w:val="24"/>
-          <w:szCs w:val="24"/>
-        </w:rPr>
-        <w:sectPr>
-          <w:footerReference w:type="default" r:id="rId8"/>
-          <w:pgSz w:w="11920" w:h="16840"/>
-          <w:pgMar w:top="1940" w:right="1700" w:bottom="1260" w:left="1700" w:header="0" w:footer="1060" w:gutter="0"/>
-          <w:pgNumType w:start="1"/>
-          <w:cols w:space="720"/>
-        </w:sectPr>
+        <w:t>Pindahkan batu 20 dari B ke C</w:t>
+      </w:r>
+    </w:p>
+    <w:p>
+      <w:pPr>
+        <w:pStyle w:val="BodyText"/>
+        <w:numPr>
+          <w:ilvl w:val="0"/>
+          <w:numId w:val="5"/>
+        </w:numPr>
+        <w:jc w:val="both"/>
+        <w:rPr>
+          <w:b w:val="0"/>
+          <w:bCs w:val="0"/>
+          <w:sz w:val="24"/>
+          <w:szCs w:val="24"/>
+          <w:lang w:val="en-ID"/>
+        </w:rPr>
+      </w:pPr>
+      <w:r>
+        <w:rPr>
+          <w:b w:val="0"/>
+          <w:bCs w:val="0"/>
+          <w:sz w:val="24"/>
+          <w:szCs w:val="24"/>
+          <w:lang w:val="en-ID"/>
+        </w:rPr>
+        <w:t>Pindahkan batu 10 dari A ke C</w:t>
+      </w:r>
+    </w:p>
+    <w:p>
+      <w:pPr>
+        <w:pStyle w:val="BodyText"/>
+        <w:jc w:val="both"/>
+        <w:rPr>
+          <w:b w:val="0"/>
+          <w:bCs w:val="0"/>
+          <w:sz w:val="24"/>
+          <w:szCs w:val="24"/>
+          <w:lang w:val="en-ID"/>
+        </w:rPr>
+      </w:pPr>
+    </w:p>
+    <w:p>
+      <w:pPr>
+        <w:pStyle w:val="BodyText"/>
+        <w:jc w:val="both"/>
+        <w:rPr>
+          <w:b w:val="0"/>
+          <w:bCs w:val="0"/>
+          <w:sz w:val="24"/>
+          <w:szCs w:val="24"/>
+          <w:lang w:val="en-ID"/>
+        </w:rPr>
+      </w:pPr>
+    </w:p>
+    <w:p>
+      <w:pPr>
+        <w:pStyle w:val="BodyText"/>
+        <w:jc w:val="both"/>
+        <w:rPr>
+          <w:b w:val="0"/>
+          <w:bCs w:val="0"/>
+          <w:sz w:val="24"/>
+          <w:szCs w:val="24"/>
+          <w:lang w:val="en-ID"/>
+        </w:rPr>
+      </w:pPr>
+    </w:p>
+    <w:p>
+      <w:pPr>
+        <w:pStyle w:val="BodyText"/>
+        <w:jc w:val="both"/>
+        <w:rPr>
+          <w:b w:val="0"/>
+          <w:bCs w:val="0"/>
+          <w:sz w:val="24"/>
+          <w:szCs w:val="24"/>
+          <w:lang w:val="en-ID"/>
+        </w:rPr>
+      </w:pPr>
+    </w:p>
+    <w:p>
+      <w:pPr>
+        <w:pStyle w:val="BodyText"/>
+        <w:jc w:val="both"/>
+        <w:rPr>
+          <w:b w:val="0"/>
+          <w:bCs w:val="0"/>
+          <w:sz w:val="24"/>
+          <w:szCs w:val="24"/>
+          <w:lang w:val="en-ID"/>
+        </w:rPr>
+      </w:pPr>
+    </w:p>
+    <w:p>
+      <w:pPr>
+        <w:pStyle w:val="BodyText"/>
+        <w:jc w:val="both"/>
+        <w:rPr>
+          <w:b w:val="0"/>
+          <w:bCs w:val="0"/>
+          <w:sz w:val="24"/>
+          <w:szCs w:val="24"/>
+          <w:lang w:val="en-ID"/>
+        </w:rPr>
+      </w:pPr>
+    </w:p>
+    <w:p>
+      <w:pPr>
+        <w:pStyle w:val="BodyText"/>
+        <w:jc w:val="both"/>
+        <w:rPr>
+          <w:b w:val="0"/>
+          <w:bCs w:val="0"/>
+          <w:sz w:val="24"/>
+          <w:szCs w:val="24"/>
+          <w:lang w:val="en-ID"/>
+        </w:rPr>
+      </w:pPr>
+    </w:p>
+    <w:p>
+      <w:pPr>
+        <w:pStyle w:val="BodyText"/>
+        <w:jc w:val="both"/>
+        <w:rPr>
+          <w:b w:val="0"/>
+          <w:bCs w:val="0"/>
+          <w:sz w:val="24"/>
+          <w:szCs w:val="24"/>
+          <w:lang w:val="en-ID"/>
+        </w:rPr>
+      </w:pPr>
+    </w:p>
+    <w:p>
+      <w:pPr>
+        <w:pStyle w:val="BodyText"/>
+        <w:jc w:val="both"/>
+        <w:rPr>
+          <w:b w:val="0"/>
+          <w:bCs w:val="0"/>
+          <w:sz w:val="24"/>
+          <w:szCs w:val="24"/>
+          <w:lang w:val="en-ID"/>
+        </w:rPr>
+      </w:pPr>
+    </w:p>
+    <w:p>
+      <w:pPr>
+        <w:pStyle w:val="BodyText"/>
+        <w:jc w:val="both"/>
+        <w:rPr>
+          <w:b w:val="0"/>
+          <w:bCs w:val="0"/>
+          <w:sz w:val="24"/>
+          <w:szCs w:val="24"/>
+          <w:lang w:val="en-ID"/>
+        </w:rPr>
+      </w:pPr>
+    </w:p>
+    <w:p>
+      <w:pPr>
+        <w:pStyle w:val="BodyText"/>
+        <w:jc w:val="both"/>
+        <w:rPr>
+          <w:b w:val="0"/>
+          <w:bCs w:val="0"/>
+          <w:sz w:val="24"/>
+          <w:szCs w:val="24"/>
+          <w:lang w:val="en-ID"/>
+        </w:rPr>
+      </w:pPr>
+    </w:p>
+    <w:p>
+      <w:pPr>
+        <w:pStyle w:val="BodyText"/>
+        <w:jc w:val="both"/>
+        <w:rPr>
+          <w:b w:val="0"/>
+          <w:bCs w:val="0"/>
+          <w:sz w:val="24"/>
+          <w:szCs w:val="24"/>
+          <w:lang w:val="en-ID"/>
+        </w:rPr>
+      </w:pPr>
+    </w:p>
+    <w:p>
+      <w:pPr>
+        <w:pStyle w:val="BodyText"/>
+        <w:jc w:val="both"/>
+        <w:rPr>
+          <w:b w:val="0"/>
+          <w:bCs w:val="0"/>
+          <w:sz w:val="24"/>
+          <w:szCs w:val="24"/>
+          <w:lang w:val="en-ID"/>
+        </w:rPr>
+      </w:pPr>
+    </w:p>
+    <w:p>
+      <w:pPr>
+        <w:pStyle w:val="BodyText"/>
+        <w:jc w:val="both"/>
+        <w:rPr>
+          <w:b w:val="0"/>
+          <w:bCs w:val="0"/>
+          <w:sz w:val="24"/>
+          <w:szCs w:val="24"/>
+          <w:lang w:val="en-ID"/>
+        </w:rPr>
+      </w:pPr>
+    </w:p>
+    <w:p>
+      <w:pPr>
+        <w:pStyle w:val="BodyText"/>
+        <w:jc w:val="both"/>
+        <w:rPr>
+          <w:b w:val="0"/>
+          <w:bCs w:val="0"/>
+          <w:sz w:val="24"/>
+          <w:szCs w:val="24"/>
+          <w:lang w:val="en-ID"/>
+        </w:rPr>
+      </w:pPr>
+    </w:p>
+    <w:p>
+      <w:pPr>
+        <w:pStyle w:val="BodyText"/>
+        <w:jc w:val="both"/>
+        <w:rPr>
+          <w:b w:val="0"/>
+          <w:bCs w:val="0"/>
+          <w:sz w:val="24"/>
+          <w:szCs w:val="24"/>
+          <w:lang w:val="en-ID"/>
+        </w:rPr>
+      </w:pPr>
+    </w:p>
+    <w:p>
+      <w:pPr>
+        <w:pStyle w:val="BodyText"/>
+        <w:jc w:val="both"/>
+        <w:rPr>
+          <w:b w:val="0"/>
+          <w:bCs w:val="0"/>
+          <w:sz w:val="24"/>
+          <w:szCs w:val="24"/>
+          <w:lang w:val="en-ID"/>
+        </w:rPr>
+      </w:pPr>
+    </w:p>
+    <w:p>
+      <w:pPr>
+        <w:pStyle w:val="BodyText"/>
+        <w:jc w:val="both"/>
+        <w:rPr>
+          <w:b w:val="0"/>
+          <w:bCs w:val="0"/>
+          <w:sz w:val="24"/>
+          <w:szCs w:val="24"/>
+          <w:lang w:val="en-ID"/>
+        </w:rPr>
+      </w:pPr>
+    </w:p>
+    <w:p>
+      <w:pPr>
+        <w:pStyle w:val="BodyText"/>
+        <w:jc w:val="both"/>
+        <w:rPr>
+          <w:b w:val="0"/>
+          <w:bCs w:val="0"/>
+          <w:sz w:val="24"/>
+          <w:szCs w:val="24"/>
+          <w:lang w:val="en-ID"/>
+        </w:rPr>
+      </w:pPr>
+    </w:p>
+    <w:p>
+      <w:pPr>
+        <w:pStyle w:val="BodyText"/>
+        <w:jc w:val="both"/>
+        <w:rPr>
+          <w:b w:val="0"/>
+          <w:bCs w:val="0"/>
+          <w:sz w:val="24"/>
+          <w:szCs w:val="24"/>
+          <w:lang w:val="en-ID"/>
+        </w:rPr>
+      </w:pPr>
+    </w:p>
+    <w:p>
+      <w:pPr>
+        <w:pStyle w:val="BodyText"/>
+        <w:jc w:val="both"/>
+        <w:rPr>
+          <w:b w:val="0"/>
+          <w:bCs w:val="0"/>
+          <w:sz w:val="24"/>
+          <w:szCs w:val="24"/>
+          <w:lang w:val="en-ID"/>
+        </w:rPr>
+      </w:pPr>
+    </w:p>
+    <w:p>
+      <w:pPr>
+        <w:pStyle w:val="BodyText"/>
+        <w:jc w:val="both"/>
+        <w:rPr>
+          <w:b w:val="0"/>
+          <w:bCs w:val="0"/>
+          <w:sz w:val="24"/>
+          <w:szCs w:val="24"/>
+          <w:lang w:val="en-ID"/>
+        </w:rPr>
+      </w:pPr>
+    </w:p>
+    <w:p>
+      <w:pPr>
+        <w:pStyle w:val="BodyText"/>
+        <w:jc w:val="both"/>
+        <w:rPr>
+          <w:b w:val="0"/>
+          <w:bCs w:val="0"/>
+          <w:sz w:val="24"/>
+          <w:szCs w:val="24"/>
+          <w:lang w:val="en-ID"/>
+        </w:rPr>
+      </w:pPr>
+    </w:p>
+    <w:p>
+      <w:pPr>
+        <w:pStyle w:val="BodyText"/>
+        <w:jc w:val="both"/>
+        <w:rPr>
+          <w:b w:val="0"/>
+          <w:bCs w:val="0"/>
+          <w:sz w:val="24"/>
+          <w:szCs w:val="24"/>
+          <w:lang w:val="en-ID"/>
+        </w:rPr>
+      </w:pPr>
+    </w:p>
+    <w:p>
+      <w:pPr>
+        <w:pStyle w:val="BodyText"/>
+        <w:jc w:val="both"/>
+        <w:rPr>
+          <w:b w:val="0"/>
+          <w:bCs w:val="0"/>
+          <w:sz w:val="24"/>
+          <w:szCs w:val="24"/>
+          <w:lang w:val="en-ID"/>
+        </w:rPr>
+      </w:pPr>
+    </w:p>
+    <w:p>
+      <w:pPr>
+        <w:pStyle w:val="BodyText"/>
+        <w:jc w:val="both"/>
+        <w:rPr>
+          <w:b w:val="0"/>
+          <w:bCs w:val="0"/>
+          <w:sz w:val="24"/>
+          <w:szCs w:val="24"/>
+          <w:lang w:val="en-ID"/>
+        </w:rPr>
+      </w:pPr>
+    </w:p>
+    <w:p>
+      <w:pPr>
+        <w:pStyle w:val="BodyText"/>
+        <w:jc w:val="both"/>
+        <w:rPr>
+          <w:b w:val="0"/>
+          <w:bCs w:val="0"/>
+          <w:sz w:val="24"/>
+          <w:szCs w:val="24"/>
+          <w:lang w:val="en-ID"/>
+        </w:rPr>
+      </w:pPr>
+    </w:p>
+    <w:p>
+      <w:pPr>
+        <w:pStyle w:val="BodyText"/>
+        <w:jc w:val="both"/>
+        <w:rPr>
+          <w:b w:val="0"/>
+          <w:bCs w:val="0"/>
+          <w:sz w:val="24"/>
+          <w:szCs w:val="24"/>
+          <w:lang w:val="en-ID"/>
+        </w:rPr>
+      </w:pPr>
+    </w:p>
+    <w:p>
+      <w:pPr>
+        <w:pStyle w:val="BodyText"/>
+        <w:jc w:val="both"/>
+        <w:rPr>
+          <w:b w:val="0"/>
+          <w:bCs w:val="0"/>
+          <w:sz w:val="24"/>
+          <w:szCs w:val="24"/>
+          <w:lang w:val="en-ID"/>
+        </w:rPr>
+      </w:pPr>
+    </w:p>
+    <w:p>
+      <w:pPr>
+        <w:pStyle w:val="BodyText"/>
+        <w:jc w:val="both"/>
+        <w:rPr>
+          <w:b w:val="0"/>
+          <w:bCs w:val="0"/>
+          <w:sz w:val="24"/>
+          <w:szCs w:val="24"/>
+          <w:lang w:val="en-ID"/>
+        </w:rPr>
+      </w:pPr>
+    </w:p>
+    <w:p>
+      <w:pPr>
+        <w:pStyle w:val="BodyText"/>
+        <w:jc w:val="both"/>
+        <w:rPr>
+          <w:b w:val="0"/>
+          <w:bCs w:val="0"/>
+          <w:sz w:val="24"/>
+          <w:szCs w:val="24"/>
+          <w:lang w:val="en-ID"/>
+        </w:rPr>
+      </w:pPr>
+    </w:p>
+    <w:p>
+      <w:pPr>
+        <w:pStyle w:val="BodyText"/>
+        <w:jc w:val="both"/>
+        <w:rPr>
+          <w:b w:val="0"/>
+          <w:bCs w:val="0"/>
+          <w:sz w:val="24"/>
+          <w:szCs w:val="24"/>
+          <w:lang w:val="en-ID"/>
+        </w:rPr>
       </w:pPr>
     </w:p>
     <w:p>
@@ -917,7 +1424,7 @@
           <w:sz w:val="24"/>
           <w:szCs w:val="24"/>
         </w:rPr>
-        <w:t>Saya membuat program sederhana yang berfungsi untuk menyimpan beberapa angka ke dalam sebuah struktur data Doubly Linked List, kemudian menampilkan data tersebut sebelum dan sesudah dilakukan proses reverse (pembalikan urutan). Program ini memungkinkan pengguna memasukkan sejumlah angka, menyimpannya dalam node yang saling terhubung, lalu membalik arah hubungan antar node sehingga urutan datanya menjadi terbalik.</w:t>
+        <w:t>Saya membuat program sederhana yang berfungsi untuk menyelesaikan masalah Menara Hanoi dengan memindahkan lempengan dari tiang A ke tiang C dengan bantuan tiang B. Program ini menggunakan struktur data stack berbasis linked list serta menerapkan konsep rekursi untuk menentukan langkah perpindahan lempengan.</w:t>
       </w:r>
     </w:p>
     <w:p>
@@ -942,7 +1449,7 @@
           <w:sz w:val="24"/>
           <w:szCs w:val="24"/>
         </w:rPr>
-        <w:t>Di bagian awal program, saya menambahkan #include &lt;iostream&gt; agar program dapat menggunakan perintah input dan output seperti cin dan cout. Kemudian saya menggunakan using namespace std; supaya penulisan fungsi standar C++ tidak perlu diawali dengan std::</w:t>
+        <w:t>Di bagian awal program, saya menuliskan #include &lt;iostream&gt; agar program dapat menggunakan fungsi input dan output seperti cout. Kemudian saya menggunakan using namespace std; supaya tidak perlu menuliskan std:: di setiap penggunaan fungsi standar C++.</w:t>
       </w:r>
     </w:p>
     <w:p>
@@ -967,7 +1474,7 @@
           <w:sz w:val="24"/>
           <w:szCs w:val="24"/>
         </w:rPr>
-        <w:t>Selanjutnya saya membuat sebuah struct bernama Node yang digunakan untuk membentuk elemen pada Doubly Linked List. Di dalam struct ini terdapat variabel angka bertipe int yang berfungsi untuk menyimpan nilai yang dimasukkan oleh pengguna. Selain itu terdapat dua buah pointer yaitu next dan prev. Pointer next digunakan untuk menunjuk ke node berikutnya, sedangkan pointer prev digunakan untuk menunjuk ke node sebelumnya. Dengan adanya dua pointer ini, setiap node dapat terhubung ke dua arah, yaitu maju dan mundur.</w:t>
+        <w:t>Selanjutnya saya membuat sebuah struct bernama Node yang digunakan sebagai elemen dasar dari linked list. Di dalam struct ini terdapat variabel data bertipe int yang berfungsi untuk menyimpan nilai lempengan. Selain itu terdapat pointer next yang digunakan untuk menunjuk ke node berikutnya dalam stack.</w:t>
       </w:r>
     </w:p>
     <w:p>
@@ -992,7 +1499,7 @@
           <w:sz w:val="24"/>
           <w:szCs w:val="24"/>
         </w:rPr>
-        <w:t>Setelah itu saya mendeklarasikan beberapa pointer global yaitu awal, akhir, dan inputAngka. Pointer awal digunakan untuk menunjuk node pertama dalam linked list, sedangkan akhir menunjuk node terakhir. Pointer inputAngka digunakan sebagai penampung sementara ketika membuat node baru. Ketiga pointer ini diinisialisasi dengan nilai NULL yang menandakan bahwa linked list masih kosong.</w:t>
+        <w:t>Setelah itu saya membuat struct Stack yang berisi satu pointer yaitu top. Pointer ini berfungsi untuk menunjuk ke node paling atas dalam stack. Dengan adanya pointer ini, operasi stack seperti push dan pop dapat dilakukan dengan mudah.</w:t>
       </w:r>
     </w:p>
     <w:p>
@@ -1017,7 +1524,7 @@
           <w:sz w:val="24"/>
           <w:szCs w:val="24"/>
         </w:rPr>
-        <w:t>Di dalam fungsi utama main(), saya mendeklarasikan variabel banyakAngka bertipe int yang digunakan untuk menyimpan jumlah angka yang ingin dimasukkan oleh pengguna. Program kemudian menampilkan pertanyaan kepada pengguna mengenai berapa banyak angka yang akan disimpan, lalu nilai tersebut dimasukkan menggunakan cin.</w:t>
+        <w:t>Kemudian saya membuat fungsi createStack() yang digunakan untuk menginisialisasi stack. Di dalam fungsi ini, sebuah stack baru dibuat menggunakan new Stack, kemudian pointer top diatur menjadi NULL yang menandakan bahwa stack masih kosong.</w:t>
       </w:r>
     </w:p>
     <w:p>
@@ -1042,7 +1549,7 @@
           <w:sz w:val="24"/>
           <w:szCs w:val="24"/>
         </w:rPr>
-        <w:t>Setelah jumlah angka diketahui, program menggunakan perulangan for untuk melakukan proses input angka sesuai dengan jumlah yang telah dimasukkan. Pada setiap iterasi, program membuat node baru menggunakan new Node. Node baru tersebut kemudian disimpan di dalam pointer inputAngka.</w:t>
+        <w:t>Selanjutnya terdapat fungsi push() yang berfungsi untuk menambahkan data ke dalam stack. Pada fungsi ini, pertama dibuat node baru menggunakan new Node. Nilai data kemudian dimasukkan ke dalam node tersebut. Setelah itu pointer next dari node baru diarahkan ke node yang sebelumnya berada di posisi top. Terakhir, pointer top diperbarui agar menunjuk ke node baru tersebut, sehingga data baru berada di posisi paling atas.</w:t>
       </w:r>
     </w:p>
     <w:p>
@@ -1067,7 +1574,7 @@
           <w:sz w:val="24"/>
           <w:szCs w:val="24"/>
         </w:rPr>
-        <w:t>Selanjutnya pengguna diminta memasukkan nilai angka yang akan disimpan pada node tersebut, kemudian nilai tersebut dimasukkan ke dalam variabel angka dengan menggunakan inputAngka-&gt;angka. Setelah itu pointer next dan prev dari node baru diatur menjadi NULL terlebih dahulu, karena node tersebut belum terhubung dengan node lain.</w:t>
+        <w:t>Berikutnya adalah fungsi pop() yang digunakan untuk mengambil dan menghapus data dari stack. Fungsi ini bekerja dengan cara mengambil node yang berada di posisi top, menyimpan nilainya ke dalam variabel value, kemudian memindahkan pointer top ke node berikutnya. Setelah itu node lama dihapus menggunakan delete, lalu nilai data dikembalikan.</w:t>
       </w:r>
     </w:p>
     <w:p>
@@ -1092,7 +1599,7 @@
           <w:sz w:val="24"/>
           <w:szCs w:val="24"/>
         </w:rPr>
-        <w:t>Kemudian program melakukan pengecekan menggunakan kondisi if (awal == NULL). Kondisi ini digunakan untuk menentukan apakah node yang dibuat merupakan node pertama atau bukan. Jika awal masih NULL, berarti linked list masih kosong. Dalam kondisi ini, node yang baru dibuat akan dijadikan sebagai node pertama sekaligus node terakhir, sehingga pointer awal dan akhir sama-sama menunjuk ke node tersebut.</w:t>
+        <w:t>Selanjutnya terdapat fungsi moveDisk() yang berfungsi untuk memindahkan satu lempengan dari satu stack ke stack lainnya. Fungsi ini menerima parameter stack asal (pindahDari), stack tujuan (pindahTujuan), serta karakter penanda tiang (dari dan tujuan). Di dalam fungsi ini dilakukan operasi pop() pada stack asal dan push() ke stack tujuan, kemudian program menampilkan proses perpindahan menggunakan cout.</w:t>
       </w:r>
     </w:p>
     <w:p>
@@ -1117,18 +1624,7 @@
           <w:sz w:val="24"/>
           <w:szCs w:val="24"/>
         </w:rPr>
-        <w:t xml:space="preserve">Jika kondisi tersebut tidak terpenuhi, maka program masuk ke bagian else. Pada bagian ini dilakukan proses menghubungkan node baru dengan node sebelumnya. Pointer next dari node terakhir (akhir) diarahkan ke node baru dengan perintah akhir-&gt;next = inputAngka. Kemudian pointer prev dari node baru diarahkan ke node sebelumnya dengan perintah inputAngka-&gt;prev = akhir. Setelah itu pointer akhir diperbarui sehingga </w:t>
-      </w:r>
-      <w:r>
-        <w:rPr>
-          <w:b w:val="0"/>
-          <w:bCs w:val="0"/>
-          <w:spacing w:val="-2"/>
-          <w:sz w:val="24"/>
-          <w:szCs w:val="24"/>
-        </w:rPr>
-        <w:lastRenderedPageBreak/>
-        <w:t>menunjuk ke node baru yang sekarang menjadi node terakhir dalam linked list.</w:t>
+        <w:t>Kemudian saya membuat fungsi hanoi() yang merupakan inti dari algoritma rekursi. Fungsi ini menerima parameter jumlah lempengan n, tiga buah stack (A, B, C), serta tiga karakter yang mewakili tiang asal (dari), tiang bantu (sementara), dan tiang tujuan (tujuan).</w:t>
       </w:r>
     </w:p>
     <w:p>
@@ -1153,7 +1649,27 @@
           <w:sz w:val="24"/>
           <w:szCs w:val="24"/>
         </w:rPr>
-        <w:t>Setelah semua data selesai dimasukkan, program akan menampilkan data yang tersimpan di dalam linked list. Untuk melakukan hal ini, program menggunakan pointer bantu bernama tampil yang diinisialisasi dengan nilai awal. Program kemudian menggunakan perulangan while untuk menelusuri linked list dari awal sampai akhir. Selama pointer tampil tidak bernilai NULL, program akan mencetak nilai angka dari node tersebut. Jika masih ada node berikutnya, program akan menampilkan tanda panah " -&gt; " sebagai penghubung antar data.</w:t>
+        <w:t>Di dalam fungsi hanoi(), terdapat kondisi if (n == 1) yang merupakan base case. Jika jumlah lempengan hanya satu, maka program langsung memindahkan lempengan tersebut dari tiang asal ke tiang tujuan menggunakan fungsi moveDisk().</w:t>
+      </w:r>
+      <w:r>
+        <w:rPr>
+          <w:b w:val="0"/>
+          <w:bCs w:val="0"/>
+          <w:spacing w:val="-2"/>
+          <w:sz w:val="24"/>
+          <w:szCs w:val="24"/>
+        </w:rPr>
+        <w:t xml:space="preserve"> </w:t>
+      </w:r>
+      <w:r>
+        <w:rPr>
+          <w:b w:val="0"/>
+          <w:bCs w:val="0"/>
+          <w:spacing w:val="-2"/>
+          <w:sz w:val="24"/>
+          <w:szCs w:val="24"/>
+        </w:rPr>
+        <w:t>Jika kondisi tersebut tidak terpenuhi, maka program masuk ke bagian else yang merupakan recursive case. Pada bagian ini, langkah pertama adalah memanggil fungsi hanoi(n - 1, A, C, B, dari, tujuan, sementara) untuk memindahkan n-1 lempengan dari tiang asal ke tiang bantu.</w:t>
       </w:r>
     </w:p>
     <w:p>
@@ -1178,7 +1694,48 @@
           <w:sz w:val="24"/>
           <w:szCs w:val="24"/>
         </w:rPr>
-        <w:t>Setelah data ditampilkan, program melakukan proses reverse pada Doubly Linked List. Untuk melakukan hal ini, program menggunakan dua pointer yaitu current dan temp. Pointer current diinisialisasi dengan node pertama (awal), sedangkan temp digunakan sebagai penampung sementara.</w:t>
+        <w:lastRenderedPageBreak/>
+        <w:t>Setelah itu program memindahkan lempengan terbesar dari tiang asal ke tiang tujuan menggunakan fungsi moveDisk().</w:t>
+      </w:r>
+      <w:r>
+        <w:rPr>
+          <w:b w:val="0"/>
+          <w:bCs w:val="0"/>
+          <w:spacing w:val="-2"/>
+          <w:sz w:val="24"/>
+          <w:szCs w:val="24"/>
+        </w:rPr>
+        <w:t xml:space="preserve"> </w:t>
+      </w:r>
+      <w:r>
+        <w:rPr>
+          <w:b w:val="0"/>
+          <w:bCs w:val="0"/>
+          <w:spacing w:val="-2"/>
+          <w:sz w:val="24"/>
+          <w:szCs w:val="24"/>
+        </w:rPr>
+        <w:t>Kemudian program kembali memanggil fungsi hanoi(n - 1, B, A, C, sementara, dari, tujuan) untuk memindahkan n-1 lempengan dari tiang bantu ke tiang tujuan.</w:t>
+      </w:r>
+      <w:r>
+        <w:rPr>
+          <w:b w:val="0"/>
+          <w:bCs w:val="0"/>
+          <w:spacing w:val="-2"/>
+          <w:sz w:val="24"/>
+          <w:szCs w:val="24"/>
+        </w:rPr>
+        <w:t xml:space="preserve"> </w:t>
+      </w:r>
+      <w:r>
+        <w:rPr>
+          <w:b w:val="0"/>
+          <w:bCs w:val="0"/>
+          <w:spacing w:val="-2"/>
+          <w:sz w:val="24"/>
+          <w:szCs w:val="24"/>
+        </w:rPr>
+        <w:t>Dengan cara ini, masalah besar dipecah menjadi masalah yang lebih kecil secara berulang hingga mencapai kondisi paling sederhana, yaitu saat n == 1.</w:t>
       </w:r>
     </w:p>
     <w:p>
@@ -1203,7 +1760,27 @@
           <w:sz w:val="24"/>
           <w:szCs w:val="24"/>
         </w:rPr>
-        <w:t>Program kemudian menggunakan perulangan while selama current tidak bernilai NULL. Di dalam perulangan ini dilakukan proses penukaran arah pointer prev dan next pada setiap node. Pertama, nilai prev disimpan sementara ke dalam temp. Setelah itu pointer prev diubah menjadi next, dan pointer next diubah menjadi temp. Dengan cara ini arah hubungan antar node akan terbalik. Setelah proses penukaran selesai, pointer current dipindahkan ke node berikutnya dengan mengikuti pointer prev yang baru.</w:t>
+        <w:t>Di dalam fungsi main(), saya mendeklarasikan variabel n bernilai 3 yang menunjukkan jumlah lempengan yang akan dipindahkan.</w:t>
+      </w:r>
+      <w:r>
+        <w:rPr>
+          <w:b w:val="0"/>
+          <w:bCs w:val="0"/>
+          <w:spacing w:val="-2"/>
+          <w:sz w:val="24"/>
+          <w:szCs w:val="24"/>
+        </w:rPr>
+        <w:t xml:space="preserve"> </w:t>
+      </w:r>
+      <w:r>
+        <w:rPr>
+          <w:b w:val="0"/>
+          <w:bCs w:val="0"/>
+          <w:spacing w:val="-2"/>
+          <w:sz w:val="24"/>
+          <w:szCs w:val="24"/>
+        </w:rPr>
+        <w:t>Selanjutnya saya membuat tiga buah stack yaitu A, B, dan C dengan memanggil fungsi createStack(). Ketiga stack ini merepresentasikan tiga tiang dalam Menara Hanoi.</w:t>
       </w:r>
     </w:p>
     <w:p>
@@ -1228,7 +1805,7 @@
           <w:sz w:val="24"/>
           <w:szCs w:val="24"/>
         </w:rPr>
-        <w:t>Setelah semua node selesai diproses, program perlu memperbarui posisi node awal. Jika temp tidak bernilai NULL, maka pointer awal diubah menjadi temp-&gt;prev. Hal ini dilakukan karena setelah proses pembalikan, node terakhir pada linked list sebelumnya akan menjadi node pertama yang baru.</w:t>
+        <w:t>Setelah itu saya mengisi stack A dengan nilai 30, 20, dan 10 menggunakan fungsi push(). Nilai terbesar dimasukkan terlebih dahulu agar berada di bagian bawah stack, sesuai dengan aturan Menara Hanoi.</w:t>
       </w:r>
     </w:p>
     <w:p>
@@ -1253,7 +1830,67 @@
           <w:sz w:val="24"/>
           <w:szCs w:val="24"/>
         </w:rPr>
-        <w:t>Terakhir, program kembali menampilkan isi linked list yang sudah dibalik. Proses penampilannya sama seperti sebelumnya, yaitu menggunakan pointer tampil yang berjalan dari node awal sampai ke node terakhir sambil mencetak setiap nilai yang tersimpan.</w:t>
+        <w:t>Kemudian saya memanggil fungsi hanoi(n, A, B, C, 'A', 'B', 'C') untuk menjalankan proses pemindahan lempengan dari tiang A ke tiang C dengan bantuan tiang B.</w:t>
+      </w:r>
+      <w:r>
+        <w:rPr>
+          <w:b w:val="0"/>
+          <w:bCs w:val="0"/>
+          <w:spacing w:val="-2"/>
+          <w:sz w:val="24"/>
+          <w:szCs w:val="24"/>
+        </w:rPr>
+        <w:t xml:space="preserve"> </w:t>
+      </w:r>
+      <w:r>
+        <w:rPr>
+          <w:b w:val="0"/>
+          <w:bCs w:val="0"/>
+          <w:spacing w:val="-2"/>
+          <w:sz w:val="24"/>
+          <w:szCs w:val="24"/>
+        </w:rPr>
+        <w:t>Sel</w:t>
+      </w:r>
+      <w:r>
+        <w:rPr>
+          <w:b w:val="0"/>
+          <w:bCs w:val="0"/>
+          <w:spacing w:val="-2"/>
+          <w:sz w:val="24"/>
+          <w:szCs w:val="24"/>
+        </w:rPr>
+        <w:t>a</w:t>
+      </w:r>
+      <w:r>
+        <w:rPr>
+          <w:b w:val="0"/>
+          <w:bCs w:val="0"/>
+          <w:spacing w:val="-2"/>
+          <w:sz w:val="24"/>
+          <w:szCs w:val="24"/>
+        </w:rPr>
+        <w:t>ma program berj</w:t>
+      </w:r>
+      <w:r>
+        <w:rPr>
+          <w:b w:val="0"/>
+          <w:bCs w:val="0"/>
+          <w:spacing w:val="-2"/>
+          <w:sz w:val="24"/>
+          <w:szCs w:val="24"/>
+        </w:rPr>
+        <w:t>a</w:t>
+      </w:r>
+      <w:r>
+        <w:rPr>
+          <w:b w:val="0"/>
+          <w:bCs w:val="0"/>
+          <w:spacing w:val="-2"/>
+          <w:sz w:val="24"/>
+          <w:szCs w:val="24"/>
+        </w:rPr>
+        <w:t>lan, setiap langkah perpindahan akan ditampilkan ke layar hingga semua lempengan berhasil dipindahkan ke tiang tujuan.</w:t>
       </w:r>
     </w:p>
     <w:p>
@@ -1278,7 +1915,17 @@
           <w:sz w:val="24"/>
           <w:szCs w:val="24"/>
         </w:rPr>
-        <w:t>Dengan cara tersebut, program dapat menyimpan data menggunakan Doubly Linked List, menampilkan data yang tersimpan, serta membalik urutan data dengan menukar arah pointer pada setiap node. Program ini menunjukkan penggunaan beberapa konsep penting dalam pemrograman C++, seperti struct untuk membuat node, pointer untuk menghubungkan node, dynamic memory allocation menggunakan new, perulangan untuk memproses data, serta manipulasi pointer untuk melakukan reverse pada linked list.</w:t>
+        <w:t>Dengan demikian, program ini menunjukkan penerapan konsep linked list sebagai stack, operasi dasar stack seperti push dan pop</w:t>
+      </w:r>
+      <w:r>
+        <w:rPr>
+          <w:b w:val="0"/>
+          <w:bCs w:val="0"/>
+          <w:spacing w:val="-2"/>
+          <w:sz w:val="24"/>
+          <w:szCs w:val="24"/>
+        </w:rPr>
+        <w:t>.</w:t>
       </w:r>
     </w:p>
     <w:p>
@@ -1286,221 +1933,21 @@
         <w:pStyle w:val="BodyText"/>
         <w:spacing w:before="61"/>
         <w:ind w:right="15"/>
-        <w:jc w:val="both"/>
-        <w:rPr>
-          <w:b w:val="0"/>
-          <w:bCs w:val="0"/>
-          <w:spacing w:val="-2"/>
-          <w:sz w:val="24"/>
-          <w:szCs w:val="24"/>
-        </w:rPr>
-      </w:pPr>
-    </w:p>
-    <w:p>
-      <w:pPr>
-        <w:pStyle w:val="BodyText"/>
-        <w:spacing w:before="61"/>
-        <w:ind w:right="15"/>
-        <w:jc w:val="both"/>
-        <w:rPr>
-          <w:b w:val="0"/>
-          <w:bCs w:val="0"/>
-          <w:spacing w:val="-2"/>
-          <w:sz w:val="24"/>
-          <w:szCs w:val="24"/>
-        </w:rPr>
-      </w:pPr>
-    </w:p>
-    <w:p>
-      <w:pPr>
-        <w:pStyle w:val="BodyText"/>
-        <w:spacing w:before="61"/>
-        <w:ind w:right="15"/>
-        <w:jc w:val="both"/>
-        <w:rPr>
-          <w:b w:val="0"/>
-          <w:bCs w:val="0"/>
-          <w:spacing w:val="-2"/>
-          <w:sz w:val="24"/>
-          <w:szCs w:val="24"/>
-        </w:rPr>
-      </w:pPr>
-    </w:p>
-    <w:p>
-      <w:pPr>
-        <w:pStyle w:val="BodyText"/>
-        <w:spacing w:before="61"/>
-        <w:ind w:right="15"/>
-        <w:rPr>
-          <w:b w:val="0"/>
-          <w:bCs w:val="0"/>
-          <w:spacing w:val="-2"/>
-          <w:sz w:val="24"/>
-          <w:szCs w:val="24"/>
-        </w:rPr>
-      </w:pPr>
-    </w:p>
-    <w:p>
-      <w:pPr>
-        <w:pStyle w:val="BodyText"/>
-        <w:spacing w:before="61"/>
-        <w:ind w:right="15"/>
-        <w:rPr>
-          <w:b w:val="0"/>
-          <w:bCs w:val="0"/>
-          <w:spacing w:val="-2"/>
-          <w:sz w:val="24"/>
-          <w:szCs w:val="24"/>
-        </w:rPr>
-      </w:pPr>
-    </w:p>
-    <w:p>
-      <w:pPr>
-        <w:pStyle w:val="BodyText"/>
-        <w:spacing w:before="61"/>
-        <w:ind w:right="15"/>
-        <w:rPr>
-          <w:b w:val="0"/>
-          <w:bCs w:val="0"/>
-          <w:spacing w:val="-2"/>
-          <w:sz w:val="24"/>
-          <w:szCs w:val="24"/>
-        </w:rPr>
-      </w:pPr>
-    </w:p>
-    <w:p>
-      <w:pPr>
-        <w:pStyle w:val="BodyText"/>
-        <w:spacing w:before="61"/>
-        <w:ind w:right="15"/>
-        <w:rPr>
-          <w:b w:val="0"/>
-          <w:bCs w:val="0"/>
-          <w:spacing w:val="-2"/>
-          <w:sz w:val="24"/>
-          <w:szCs w:val="24"/>
-        </w:rPr>
-      </w:pPr>
-    </w:p>
-    <w:p>
-      <w:pPr>
-        <w:pStyle w:val="BodyText"/>
-        <w:spacing w:before="61"/>
-        <w:ind w:right="15"/>
-        <w:rPr>
-          <w:b w:val="0"/>
-          <w:bCs w:val="0"/>
-          <w:spacing w:val="-2"/>
-          <w:sz w:val="24"/>
-          <w:szCs w:val="24"/>
-        </w:rPr>
-      </w:pPr>
-    </w:p>
-    <w:p>
-      <w:pPr>
-        <w:pStyle w:val="BodyText"/>
-        <w:spacing w:before="61"/>
-        <w:ind w:right="15"/>
-        <w:rPr>
-          <w:b w:val="0"/>
-          <w:bCs w:val="0"/>
-          <w:spacing w:val="-2"/>
-          <w:sz w:val="24"/>
-          <w:szCs w:val="24"/>
-        </w:rPr>
-      </w:pPr>
-    </w:p>
-    <w:p>
-      <w:pPr>
-        <w:pStyle w:val="BodyText"/>
-        <w:spacing w:before="61"/>
-        <w:ind w:right="15"/>
-        <w:rPr>
-          <w:b w:val="0"/>
-          <w:bCs w:val="0"/>
-          <w:spacing w:val="-2"/>
-          <w:sz w:val="24"/>
-          <w:szCs w:val="24"/>
-        </w:rPr>
-      </w:pPr>
-    </w:p>
-    <w:p>
-      <w:pPr>
-        <w:pStyle w:val="BodyText"/>
-        <w:spacing w:before="61"/>
-        <w:ind w:right="15"/>
-        <w:rPr>
-          <w:b w:val="0"/>
-          <w:bCs w:val="0"/>
-          <w:spacing w:val="-2"/>
-          <w:sz w:val="24"/>
-          <w:szCs w:val="24"/>
-        </w:rPr>
-      </w:pPr>
-    </w:p>
-    <w:p>
-      <w:pPr>
-        <w:pStyle w:val="BodyText"/>
-        <w:spacing w:before="61"/>
-        <w:ind w:right="15"/>
-        <w:rPr>
-          <w:b w:val="0"/>
-          <w:bCs w:val="0"/>
-          <w:spacing w:val="-2"/>
-          <w:sz w:val="24"/>
-          <w:szCs w:val="24"/>
-        </w:rPr>
-      </w:pPr>
-    </w:p>
-    <w:p>
-      <w:pPr>
-        <w:pStyle w:val="BodyText"/>
-        <w:spacing w:before="61"/>
-        <w:ind w:right="15"/>
-        <w:rPr>
-          <w:b w:val="0"/>
-          <w:bCs w:val="0"/>
-          <w:spacing w:val="-2"/>
-          <w:sz w:val="24"/>
-          <w:szCs w:val="24"/>
-        </w:rPr>
-      </w:pPr>
-    </w:p>
-    <w:p>
-      <w:pPr>
-        <w:pStyle w:val="BodyText"/>
-        <w:spacing w:before="61"/>
-        <w:ind w:right="15"/>
-        <w:rPr>
-          <w:b w:val="0"/>
-          <w:bCs w:val="0"/>
-          <w:spacing w:val="-2"/>
-          <w:sz w:val="24"/>
-          <w:szCs w:val="24"/>
-        </w:rPr>
-      </w:pPr>
-    </w:p>
-    <w:p>
-      <w:pPr>
-        <w:pStyle w:val="BodyText"/>
-        <w:spacing w:before="61"/>
-        <w:ind w:right="15"/>
-        <w:rPr>
-          <w:b w:val="0"/>
-          <w:bCs w:val="0"/>
-          <w:sz w:val="24"/>
-          <w:szCs w:val="24"/>
-        </w:rPr>
-      </w:pPr>
-      <w:r>
-        <w:rPr>
-          <w:b w:val="0"/>
-          <w:bCs w:val="0"/>
-          <w:spacing w:val="-2"/>
-          <w:sz w:val="24"/>
-          <w:szCs w:val="24"/>
-        </w:rPr>
-        <w:lastRenderedPageBreak/>
+        <w:rPr>
+          <w:b w:val="0"/>
+          <w:bCs w:val="0"/>
+          <w:sz w:val="24"/>
+          <w:szCs w:val="24"/>
+        </w:rPr>
+      </w:pPr>
+      <w:r>
+        <w:rPr>
+          <w:b w:val="0"/>
+          <w:bCs w:val="0"/>
+          <w:spacing w:val="-2"/>
+          <w:sz w:val="24"/>
+          <w:szCs w:val="24"/>
+        </w:rPr>
         <w:t xml:space="preserve">Kode Programnya : </w:t>
       </w:r>
     </w:p>
@@ -1512,10 +1959,10 @@
       </w:pPr>
       <w:r>
         <w:drawing>
-          <wp:inline distT="0" distB="0" distL="0" distR="0" wp14:anchorId="1E52A4CB" wp14:editId="19D71DE4">
-            <wp:extent cx="5410200" cy="6807200"/>
-            <wp:effectExtent l="0" t="0" r="0" b="0"/>
-            <wp:docPr id="2052733848" name="Picture 1"/>
+          <wp:inline distT="0" distB="0" distL="0" distR="0" wp14:anchorId="17057CC1" wp14:editId="407796F4">
+            <wp:extent cx="1956021" cy="4421488"/>
+            <wp:effectExtent l="0" t="0" r="6350" b="0"/>
+            <wp:docPr id="140581730" name="Picture 1"/>
             <wp:cNvGraphicFramePr>
               <a:graphicFrameLocks xmlns:a="http://schemas.openxmlformats.org/drawingml/2006/main" noChangeAspect="1"/>
             </wp:cNvGraphicFramePr>
@@ -1523,7 +1970,64 @@
               <a:graphicData uri="http://schemas.openxmlformats.org/drawingml/2006/picture">
                 <pic:pic xmlns:pic="http://schemas.openxmlformats.org/drawingml/2006/picture">
                   <pic:nvPicPr>
-                    <pic:cNvPr id="2052733848" name=""/>
+                    <pic:cNvPr id="140581730" name=""/>
+                    <pic:cNvPicPr/>
+                  </pic:nvPicPr>
+                  <pic:blipFill>
+                    <a:blip r:embed="rId8"/>
+                    <a:stretch>
+                      <a:fillRect/>
+                    </a:stretch>
+                  </pic:blipFill>
+                  <pic:spPr>
+                    <a:xfrm>
+                      <a:off x="0" y="0"/>
+                      <a:ext cx="1970310" cy="4453788"/>
+                    </a:xfrm>
+                    <a:prstGeom prst="rect">
+                      <a:avLst/>
+                    </a:prstGeom>
+                  </pic:spPr>
+                </pic:pic>
+              </a:graphicData>
+            </a:graphic>
+          </wp:inline>
+        </w:drawing>
+      </w:r>
+    </w:p>
+    <w:p>
+      <w:pPr>
+        <w:pStyle w:val="BodyText"/>
+        <w:spacing w:before="300"/>
+        <w:ind w:right="15"/>
+        <w:rPr>
+          <w:b w:val="0"/>
+          <w:bCs w:val="0"/>
+          <w:sz w:val="24"/>
+          <w:szCs w:val="24"/>
+        </w:rPr>
+      </w:pPr>
+      <w:r>
+        <w:rPr>
+          <w:b w:val="0"/>
+          <w:bCs w:val="0"/>
+          <w:sz w:val="24"/>
+          <w:szCs w:val="24"/>
+        </w:rPr>
+        <w:lastRenderedPageBreak/>
+        <w:drawing>
+          <wp:inline distT="0" distB="0" distL="0" distR="0" wp14:anchorId="317A2AFB" wp14:editId="66E360E5">
+            <wp:extent cx="5410200" cy="4860290"/>
+            <wp:effectExtent l="0" t="0" r="0" b="0"/>
+            <wp:docPr id="904424239" name="Picture 1"/>
+            <wp:cNvGraphicFramePr>
+              <a:graphicFrameLocks xmlns:a="http://schemas.openxmlformats.org/drawingml/2006/main" noChangeAspect="1"/>
+            </wp:cNvGraphicFramePr>
+            <a:graphic xmlns:a="http://schemas.openxmlformats.org/drawingml/2006/main">
+              <a:graphicData uri="http://schemas.openxmlformats.org/drawingml/2006/picture">
+                <pic:pic xmlns:pic="http://schemas.openxmlformats.org/drawingml/2006/picture">
+                  <pic:nvPicPr>
+                    <pic:cNvPr id="904424239" name=""/>
                     <pic:cNvPicPr/>
                   </pic:nvPicPr>
                   <pic:blipFill>
@@ -1535,7 +2039,7 @@
                   <pic:spPr>
                     <a:xfrm>
                       <a:off x="0" y="0"/>
-                      <a:ext cx="5410200" cy="6807200"/>
+                      <a:ext cx="5410200" cy="4860290"/>
                     </a:xfrm>
                     <a:prstGeom prst="rect">
                       <a:avLst/>
@@ -1560,6 +2064,15 @@
           <w:szCs w:val="24"/>
         </w:rPr>
       </w:pPr>
+      <w:r>
+        <w:rPr>
+          <w:b w:val="0"/>
+          <w:bCs w:val="0"/>
+          <w:sz w:val="24"/>
+          <w:szCs w:val="24"/>
+        </w:rPr>
+        <w:t xml:space="preserve">Outputnya di terminal : </w:t>
+      </w:r>
     </w:p>
     <w:p>
       <w:pPr>
@@ -1573,58 +2086,18 @@
           <w:szCs w:val="24"/>
         </w:rPr>
       </w:pPr>
-    </w:p>
-    <w:p>
-      <w:pPr>
-        <w:pStyle w:val="BodyText"/>
-        <w:spacing w:before="300"/>
-        <w:ind w:right="15"/>
-        <w:rPr>
-          <w:b w:val="0"/>
-          <w:bCs w:val="0"/>
-          <w:sz w:val="24"/>
-          <w:szCs w:val="24"/>
-        </w:rPr>
-      </w:pPr>
-    </w:p>
-    <w:p>
-      <w:pPr>
-        <w:pStyle w:val="BodyText"/>
-        <w:spacing w:before="300"/>
-        <w:ind w:right="15"/>
-        <w:rPr>
-          <w:b w:val="0"/>
-          <w:bCs w:val="0"/>
-          <w:sz w:val="24"/>
-          <w:szCs w:val="24"/>
-        </w:rPr>
-      </w:pPr>
-    </w:p>
-    <w:p>
-      <w:pPr>
-        <w:pStyle w:val="BodyText"/>
-        <w:spacing w:before="300"/>
-        <w:ind w:right="15"/>
-        <w:rPr>
-          <w:b w:val="0"/>
-          <w:bCs w:val="0"/>
-          <w:sz w:val="24"/>
-          <w:szCs w:val="24"/>
-        </w:rPr>
-      </w:pPr>
-      <w:r>
-        <w:rPr>
-          <w:b w:val="0"/>
-          <w:bCs w:val="0"/>
-          <w:sz w:val="24"/>
-          <w:szCs w:val="24"/>
-        </w:rPr>
-        <w:lastRenderedPageBreak/>
+      <w:r>
+        <w:rPr>
+          <w:b w:val="0"/>
+          <w:bCs w:val="0"/>
+          <w:sz w:val="24"/>
+          <w:szCs w:val="24"/>
+        </w:rPr>
         <w:drawing>
-          <wp:inline distT="0" distB="0" distL="0" distR="0" wp14:anchorId="524908D7" wp14:editId="581EB3C8">
-            <wp:extent cx="5410200" cy="4871085"/>
-            <wp:effectExtent l="0" t="0" r="0" b="5715"/>
-            <wp:docPr id="1997028228" name="Picture 1"/>
+          <wp:inline distT="0" distB="0" distL="0" distR="0" wp14:anchorId="644CB10F" wp14:editId="6D316B02">
+            <wp:extent cx="2114845" cy="1162212"/>
+            <wp:effectExtent l="0" t="0" r="0" b="0"/>
+            <wp:docPr id="79538444" name="Picture 1"/>
             <wp:cNvGraphicFramePr>
               <a:graphicFrameLocks xmlns:a="http://schemas.openxmlformats.org/drawingml/2006/main" noChangeAspect="1"/>
             </wp:cNvGraphicFramePr>
@@ -1632,7 +2105,7 @@
               <a:graphicData uri="http://schemas.openxmlformats.org/drawingml/2006/picture">
                 <pic:pic xmlns:pic="http://schemas.openxmlformats.org/drawingml/2006/picture">
                   <pic:nvPicPr>
-                    <pic:cNvPr id="1997028228" name=""/>
+                    <pic:cNvPr id="79538444" name=""/>
                     <pic:cNvPicPr/>
                   </pic:nvPicPr>
                   <pic:blipFill>
@@ -1644,7 +2117,7 @@
                   <pic:spPr>
                     <a:xfrm>
                       <a:off x="0" y="0"/>
-                      <a:ext cx="5410200" cy="4871085"/>
+                      <a:ext cx="2114845" cy="1162212"/>
                     </a:xfrm>
                     <a:prstGeom prst="rect">
                       <a:avLst/>
@@ -1659,180 +2132,6 @@
     </w:p>
     <w:p>
       <w:pPr>
-        <w:pStyle w:val="BodyText"/>
-        <w:spacing w:before="300"/>
-        <w:ind w:right="15"/>
-        <w:rPr>
-          <w:b w:val="0"/>
-          <w:bCs w:val="0"/>
-          <w:sz w:val="24"/>
-          <w:szCs w:val="24"/>
-        </w:rPr>
-      </w:pPr>
-      <w:r>
-        <w:rPr>
-          <w:b w:val="0"/>
-          <w:bCs w:val="0"/>
-          <w:sz w:val="24"/>
-          <w:szCs w:val="24"/>
-        </w:rPr>
-        <w:drawing>
-          <wp:inline distT="0" distB="0" distL="0" distR="0" wp14:anchorId="4ACE11B0" wp14:editId="5E897B4E">
-            <wp:extent cx="4410691" cy="2438740"/>
-            <wp:effectExtent l="0" t="0" r="9525" b="0"/>
-            <wp:docPr id="243315798" name="Picture 1"/>
-            <wp:cNvGraphicFramePr>
-              <a:graphicFrameLocks xmlns:a="http://schemas.openxmlformats.org/drawingml/2006/main" noChangeAspect="1"/>
-            </wp:cNvGraphicFramePr>
-            <a:graphic xmlns:a="http://schemas.openxmlformats.org/drawingml/2006/main">
-              <a:graphicData uri="http://schemas.openxmlformats.org/drawingml/2006/picture">
-                <pic:pic xmlns:pic="http://schemas.openxmlformats.org/drawingml/2006/picture">
-                  <pic:nvPicPr>
-                    <pic:cNvPr id="243315798" name=""/>
-                    <pic:cNvPicPr/>
-                  </pic:nvPicPr>
-                  <pic:blipFill>
-                    <a:blip r:embed="rId11"/>
-                    <a:stretch>
-                      <a:fillRect/>
-                    </a:stretch>
-                  </pic:blipFill>
-                  <pic:spPr>
-                    <a:xfrm>
-                      <a:off x="0" y="0"/>
-                      <a:ext cx="4410691" cy="2438740"/>
-                    </a:xfrm>
-                    <a:prstGeom prst="rect">
-                      <a:avLst/>
-                    </a:prstGeom>
-                  </pic:spPr>
-                </pic:pic>
-              </a:graphicData>
-            </a:graphic>
-          </wp:inline>
-        </w:drawing>
-      </w:r>
-    </w:p>
-    <w:p>
-      <w:pPr>
-        <w:pStyle w:val="BodyText"/>
-        <w:spacing w:before="300"/>
-        <w:ind w:right="15"/>
-        <w:rPr>
-          <w:b w:val="0"/>
-          <w:bCs w:val="0"/>
-          <w:sz w:val="24"/>
-          <w:szCs w:val="24"/>
-        </w:rPr>
-      </w:pPr>
-    </w:p>
-    <w:p>
-      <w:pPr>
-        <w:pStyle w:val="BodyText"/>
-        <w:spacing w:before="300"/>
-        <w:ind w:right="15"/>
-        <w:rPr>
-          <w:b w:val="0"/>
-          <w:bCs w:val="0"/>
-          <w:sz w:val="24"/>
-          <w:szCs w:val="24"/>
-        </w:rPr>
-      </w:pPr>
-    </w:p>
-    <w:p>
-      <w:pPr>
-        <w:pStyle w:val="BodyText"/>
-        <w:spacing w:before="300"/>
-        <w:ind w:right="15"/>
-        <w:rPr>
-          <w:b w:val="0"/>
-          <w:bCs w:val="0"/>
-          <w:sz w:val="24"/>
-          <w:szCs w:val="24"/>
-        </w:rPr>
-      </w:pPr>
-    </w:p>
-    <w:p>
-      <w:pPr>
-        <w:pStyle w:val="BodyText"/>
-        <w:spacing w:before="300"/>
-        <w:ind w:right="15"/>
-        <w:rPr>
-          <w:b w:val="0"/>
-          <w:bCs w:val="0"/>
-          <w:sz w:val="24"/>
-          <w:szCs w:val="24"/>
-        </w:rPr>
-      </w:pPr>
-      <w:r>
-        <w:rPr>
-          <w:b w:val="0"/>
-          <w:bCs w:val="0"/>
-          <w:sz w:val="24"/>
-          <w:szCs w:val="24"/>
-        </w:rPr>
-        <w:lastRenderedPageBreak/>
-        <w:t xml:space="preserve">Outputnya di terminal : </w:t>
-      </w:r>
-    </w:p>
-    <w:p>
-      <w:pPr>
-        <w:pStyle w:val="BodyText"/>
-        <w:spacing w:before="300"/>
-        <w:ind w:right="15"/>
-        <w:rPr>
-          <w:b w:val="0"/>
-          <w:bCs w:val="0"/>
-          <w:sz w:val="24"/>
-          <w:szCs w:val="24"/>
-        </w:rPr>
-      </w:pPr>
-      <w:r>
-        <w:rPr>
-          <w:b w:val="0"/>
-          <w:bCs w:val="0"/>
-          <w:sz w:val="24"/>
-          <w:szCs w:val="24"/>
-        </w:rPr>
-        <w:drawing>
-          <wp:inline distT="0" distB="0" distL="0" distR="0" wp14:anchorId="52CE64F1" wp14:editId="39B5B5E6">
-            <wp:extent cx="4551974" cy="2130949"/>
-            <wp:effectExtent l="0" t="0" r="1270" b="3175"/>
-            <wp:docPr id="59116885" name="Picture 1"/>
-            <wp:cNvGraphicFramePr>
-              <a:graphicFrameLocks xmlns:a="http://schemas.openxmlformats.org/drawingml/2006/main" noChangeAspect="1"/>
-            </wp:cNvGraphicFramePr>
-            <a:graphic xmlns:a="http://schemas.openxmlformats.org/drawingml/2006/main">
-              <a:graphicData uri="http://schemas.openxmlformats.org/drawingml/2006/picture">
-                <pic:pic xmlns:pic="http://schemas.openxmlformats.org/drawingml/2006/picture">
-                  <pic:nvPicPr>
-                    <pic:cNvPr id="59116885" name=""/>
-                    <pic:cNvPicPr/>
-                  </pic:nvPicPr>
-                  <pic:blipFill>
-                    <a:blip r:embed="rId12"/>
-                    <a:stretch>
-                      <a:fillRect/>
-                    </a:stretch>
-                  </pic:blipFill>
-                  <pic:spPr>
-                    <a:xfrm>
-                      <a:off x="0" y="0"/>
-                      <a:ext cx="4563717" cy="2136446"/>
-                    </a:xfrm>
-                    <a:prstGeom prst="rect">
-                      <a:avLst/>
-                    </a:prstGeom>
-                  </pic:spPr>
-                </pic:pic>
-              </a:graphicData>
-            </a:graphic>
-          </wp:inline>
-        </w:drawing>
-      </w:r>
-    </w:p>
-    <w:p>
-      <w:pPr>
         <w:ind w:right="15"/>
         <w:jc w:val="center"/>
         <w:rPr>
@@ -1862,10 +2161,11 @@
           <w:i/>
           <w:sz w:val="24"/>
         </w:rPr>
-        <w:t>https://github.com/jawsyanito/StrukturData_25040/tree/main/Pertemuan%205/Tugas</w:t>
+        <w:t>https://github.com/jawsyanito/StrukturData_25040/tree/main/Pertemuan%208/T8</w:t>
       </w:r>
     </w:p>
     <w:sectPr>
+      <w:footerReference w:type="default" r:id="rId11"/>
       <w:pgSz w:w="11920" w:h="16840"/>
       <w:pgMar w:top="1640" w:right="1700" w:bottom="1260" w:left="1700" w:header="0" w:footer="1060" w:gutter="0"/>
       <w:cols w:space="720"/>
@@ -1977,7 +2277,7 @@
         </mc:Choice>
         <mc:Fallback>
           <w:pict>
-            <v:shape w14:anchorId="6D4A1228" id="Graphic 2" o:spid="_x0000_s1026" style="position:absolute;margin-left:113pt;margin-top:779.5pt;width:397pt;height:.1pt;z-index:-251659264;visibility:visible;mso-wrap-style:square;mso-wrap-distance-left:0;mso-wrap-distance-top:0;mso-wrap-distance-right:0;mso-wrap-distance-bottom:0;mso-position-horizontal:absolute;mso-position-horizontal-relative:page;mso-position-vertical:absolute;mso-position-vertical-relative:page;v-text-anchor:top" coordsize="5041900,1270" o:gfxdata="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" path="m,l5041899,e" filled="f" strokecolor="#d9d9d9" strokeweight="1pt">
+            <v:shape w14:anchorId="1968B3F0" id="Graphic 2" o:spid="_x0000_s1026" style="position:absolute;margin-left:113pt;margin-top:779.5pt;width:397pt;height:.1pt;z-index:-251659264;visibility:visible;mso-wrap-style:square;mso-wrap-distance-left:0;mso-wrap-distance-top:0;mso-wrap-distance-right:0;mso-wrap-distance-bottom:0;mso-position-horizontal:absolute;mso-position-horizontal-relative:page;mso-position-vertical:absolute;mso-position-vertical-relative:page;v-text-anchor:top" coordsize="5041900,1270" o:gfxdata="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" path="m,l5041899,e" filled="f" strokecolor="#d9d9d9" strokeweight="1pt">
               <v:path arrowok="t"/>
               <w10:wrap anchorx="page" anchory="page"/>
             </v:shape>
@@ -1994,7 +2294,7 @@
       <mc:AlternateContent>
         <mc:Choice Requires="wps">
           <w:drawing>
-            <wp:anchor distT="0" distB="0" distL="0" distR="0" simplePos="0" relativeHeight="251659264" behindDoc="1" locked="0" layoutInCell="1" allowOverlap="1" wp14:anchorId="4118473C" wp14:editId="5B71A87B">
+            <wp:anchor distT="0" distB="0" distL="0" distR="0" simplePos="0" relativeHeight="251660288" behindDoc="1" locked="0" layoutInCell="1" allowOverlap="1" wp14:anchorId="4118473C" wp14:editId="5B71A87B">
               <wp:simplePos x="0" y="0"/>
               <wp:positionH relativeFrom="page">
                 <wp:posOffset>1402079</wp:posOffset>
@@ -2092,7 +2392,7 @@
               <v:stroke joinstyle="miter"/>
               <v:path gradientshapeok="t" o:connecttype="rect"/>
             </v:shapetype>
-            <v:shape id="Textbox 3" o:spid="_x0000_s1027" type="#_x0000_t202" style="position:absolute;margin-left:110.4pt;margin-top:780.25pt;width:95.9pt;height:14.2pt;z-index:-251657216;visibility:visible;mso-wrap-style:square;mso-wrap-distance-left:0;mso-wrap-distance-top:0;mso-wrap-distance-right:0;mso-wrap-distance-bottom:0;mso-position-horizontal:absolute;mso-position-horizontal-relative:page;mso-position-vertical:absolute;mso-position-vertical-relative:page;v-text-anchor:top" o:gfxdata="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" filled="f" stroked="f">
+            <v:shape id="Textbox 3" o:spid="_x0000_s1027" type="#_x0000_t202" style="position:absolute;margin-left:110.4pt;margin-top:780.25pt;width:95.9pt;height:14.2pt;z-index:-251656192;visibility:visible;mso-wrap-style:square;mso-wrap-distance-left:0;mso-wrap-distance-top:0;mso-wrap-distance-right:0;mso-wrap-distance-bottom:0;mso-position-horizontal:absolute;mso-position-horizontal-relative:page;mso-position-vertical:absolute;mso-position-vertical-relative:page;v-text-anchor:top" o:gfxdata="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" filled="f" stroked="f">
               <v:textbox inset="0,0,0,0">
                 <w:txbxContent>
                   <w:p>
@@ -2625,6 +2925,92 @@
     </w:lvl>
   </w:abstractNum>
   <w:abstractNum w:abstractNumId="3" w15:restartNumberingAfterBreak="0">
+    <w:nsid w:val="5A4856C3"/>
+    <w:multiLevelType w:val="hybridMultilevel"/>
+    <w:tmpl w:val="6B52B9C6"/>
+    <w:lvl w:ilvl="0" w:tplc="3809000F">
+      <w:start w:val="1"/>
+      <w:numFmt w:val="decimal"/>
+      <w:lvlText w:val="%1."/>
+      <w:lvlJc w:val="left"/>
+      <w:pPr>
+        <w:ind w:left="720" w:hanging="360"/>
+      </w:pPr>
+    </w:lvl>
+    <w:lvl w:ilvl="1" w:tplc="38090019" w:tentative="1">
+      <w:start w:val="1"/>
+      <w:numFmt w:val="lowerLetter"/>
+      <w:lvlText w:val="%2."/>
+      <w:lvlJc w:val="left"/>
+      <w:pPr>
+        <w:ind w:left="1440" w:hanging="360"/>
+      </w:pPr>
+    </w:lvl>
+    <w:lvl w:ilvl="2" w:tplc="3809001B" w:tentative="1">
+      <w:start w:val="1"/>
+      <w:numFmt w:val="lowerRoman"/>
+      <w:lvlText w:val="%3."/>
+      <w:lvlJc w:val="right"/>
+      <w:pPr>
+        <w:ind w:left="2160" w:hanging="180"/>
+      </w:pPr>
+    </w:lvl>
+    <w:lvl w:ilvl="3" w:tplc="3809000F" w:tentative="1">
+      <w:start w:val="1"/>
+      <w:numFmt w:val="decimal"/>
+      <w:lvlText w:val="%4."/>
+      <w:lvlJc w:val="left"/>
+      <w:pPr>
+        <w:ind w:left="2880" w:hanging="360"/>
+      </w:pPr>
+    </w:lvl>
+    <w:lvl w:ilvl="4" w:tplc="38090019" w:tentative="1">
+      <w:start w:val="1"/>
+      <w:numFmt w:val="lowerLetter"/>
+      <w:lvlText w:val="%5."/>
+      <w:lvlJc w:val="left"/>
+      <w:pPr>
+        <w:ind w:left="3600" w:hanging="360"/>
+      </w:pPr>
+    </w:lvl>
+    <w:lvl w:ilvl="5" w:tplc="3809001B" w:tentative="1">
+      <w:start w:val="1"/>
+      <w:numFmt w:val="lowerRoman"/>
+      <w:lvlText w:val="%6."/>
+      <w:lvlJc w:val="right"/>
+      <w:pPr>
+        <w:ind w:left="4320" w:hanging="180"/>
+      </w:pPr>
+    </w:lvl>
+    <w:lvl w:ilvl="6" w:tplc="3809000F" w:tentative="1">
+      <w:start w:val="1"/>
+      <w:numFmt w:val="decimal"/>
+      <w:lvlText w:val="%7."/>
+      <w:lvlJc w:val="left"/>
+      <w:pPr>
+        <w:ind w:left="5040" w:hanging="360"/>
+      </w:pPr>
+    </w:lvl>
+    <w:lvl w:ilvl="7" w:tplc="38090019" w:tentative="1">
+      <w:start w:val="1"/>
+      <w:numFmt w:val="lowerLetter"/>
+      <w:lvlText w:val="%8."/>
+      <w:lvlJc w:val="left"/>
+      <w:pPr>
+        <w:ind w:left="5760" w:hanging="360"/>
+      </w:pPr>
+    </w:lvl>
+    <w:lvl w:ilvl="8" w:tplc="3809001B" w:tentative="1">
+      <w:start w:val="1"/>
+      <w:numFmt w:val="lowerRoman"/>
+      <w:lvlText w:val="%9."/>
+      <w:lvlJc w:val="right"/>
+      <w:pPr>
+        <w:ind w:left="6480" w:hanging="180"/>
+      </w:pPr>
+    </w:lvl>
+  </w:abstractNum>
+  <w:abstractNum w:abstractNumId="4" w15:restartNumberingAfterBreak="0">
     <w:nsid w:val="71EE07B1"/>
     <w:multiLevelType w:val="multilevel"/>
     <w:tmpl w:val="A03C918E"/>
@@ -2780,10 +3166,13 @@
     <w:abstractNumId w:val="1"/>
   </w:num>
   <w:num w:numId="3" w16cid:durableId="1009794139">
-    <w:abstractNumId w:val="3"/>
+    <w:abstractNumId w:val="4"/>
   </w:num>
   <w:num w:numId="4" w16cid:durableId="2080128692">
     <w:abstractNumId w:val="2"/>
+  </w:num>
+  <w:num w:numId="5" w16cid:durableId="1408571645">
+    <w:abstractNumId w:val="3"/>
   </w:num>
 </w:numbering>
 </file>
